--- a/NiemYet/11-MauBieuDichVu/Giấy đề nghị mua điện sinh hoạt.docx
+++ b/NiemYet/11-MauBieuDichVu/Giấy đề nghị mua điện sinh hoạt.docx
@@ -304,7 +304,21 @@
           <w:rFonts w:ascii="Times New Roman" w:hAnsi="Times New Roman"/>
           <w:szCs w:val="26"/>
         </w:rPr>
-        <w:t>Số CMND</w:t>
+        <w:t>Số C</w:t>
+      </w:r>
+      <w:r>
+        <w:rPr>
+          <w:rFonts w:ascii="Times New Roman" w:hAnsi="Times New Roman"/>
+          <w:szCs w:val="26"/>
+        </w:rPr>
+        <w:t>CC</w:t>
+      </w:r>
+      <w:r>
+        <w:rPr>
+          <w:rFonts w:ascii="Times New Roman" w:hAnsi="Times New Roman"/>
+          <w:szCs w:val="26"/>
+        </w:rPr>
+        <w:t>D</w:t>
       </w:r>
       <w:r>
         <w:rPr>
@@ -732,46 +746,6 @@
                 <w:b/>
               </w:rPr>
             </w:pPr>
-          </w:p>
-          <w:p>
-            <w:pPr>
-              <w:jc w:val="center"/>
-              <w:rPr>
-                <w:rFonts w:ascii="Times New Roman" w:hAnsi="Times New Roman"/>
-                <w:b/>
-              </w:rPr>
-            </w:pPr>
-            <w:r>
-              <w:rPr>
-                <w:rFonts w:ascii="Times New Roman" w:hAnsi="Times New Roman"/>
-                <w:b/>
-              </w:rPr>
-              <w:t xml:space="preserve">Xác nhận </w:t>
-            </w:r>
-          </w:p>
-          <w:p>
-            <w:pPr>
-              <w:jc w:val="center"/>
-              <w:rPr>
-                <w:rFonts w:ascii="Times New Roman" w:hAnsi="Times New Roman"/>
-                <w:b/>
-              </w:rPr>
-            </w:pPr>
-            <w:r>
-              <w:rPr>
-                <w:rFonts w:ascii="Times New Roman" w:hAnsi="Times New Roman"/>
-                <w:b/>
-              </w:rPr>
-              <w:t xml:space="preserve">Của chính quyền địa phương </w:t>
-            </w:r>
-            <w:r>
-              <w:rPr>
-                <w:rFonts w:ascii="Times New Roman" w:hAnsi="Times New Roman"/>
-                <w:i/>
-                <w:sz w:val="20"/>
-              </w:rPr>
-              <w:t>(3)</w:t>
-            </w:r>
           </w:p>
           <w:p>
             <w:pPr>
